--- a/docs/ux-review/UX-REVIEW-adb-app-status-reboot-api.docx
+++ b/docs/ux-review/UX-REVIEW-adb-app-status-reboot-api.docx
@@ -131,7 +131,20 @@
         <w:rPr>
           <w:sz w:val="21"/>
         </w:rPr>
-        <w:t xml:space="preserve"> NEEDS-FIX</w:t>
+        <w:t xml:space="preserve"> ~~NEEDS-FIX~~ </w:t>
+      </w:r>
+      <w:r>
+        <w:rPr>
+          <w:b/>
+          <w:sz w:val="21"/>
+        </w:rPr>
+        <w:t>PASS</w:t>
+      </w:r>
+      <w:r>
+        <w:rPr>
+          <w:sz w:val="21"/>
+        </w:rPr>
+        <w:t xml:space="preserve"> (sau re-check 2026-08-24)</w:t>
       </w:r>
     </w:p>
     <w:p>
@@ -3612,7 +3625,7 @@
           <w:color w:val="F05922"/>
           <w:sz w:val="28"/>
         </w:rPr>
-        <w:t>Kết luận &amp; Đề xuất</w:t>
+        <w:t>Kết luận &amp; Đề xuất (vòng đầu — 2026-08-24)</w:t>
       </w:r>
     </w:p>
     <w:p>
@@ -3727,6 +3740,1329 @@
           <w:sz w:val="21"/>
         </w:rPr>
         <w:t xml:space="preserve"> Fix UI-001 trước khi release (Senior Developer cân nhắc UI-001 cùng lúc với sprint hiện tại). UI-002 và UI-003 có thể đưa vào backlog sprint tiếp theo.</w:t>
+      </w:r>
+    </w:p>
+    <w:p>
+      <w:pPr>
+        <w:pBdr>
+          <w:bottom w:val="single" w:sz="6" w:space="1" w:color="F05922"/>
+        </w:pBdr>
+        <w:spacing w:after="120"/>
+      </w:pPr>
+    </w:p>
+    <w:p>
+      <w:pPr>
+        <w:pStyle w:val="Heading2"/>
+        <w:spacing w:before="200" w:after="80"/>
+      </w:pPr>
+      <w:r>
+        <w:rPr>
+          <w:color w:val="F05922"/>
+          <w:sz w:val="28"/>
+        </w:rPr>
+        <w:t>Re-check sau fix (2026-08-24)</w:t>
+      </w:r>
+    </w:p>
+    <w:p>
+      <w:pPr>
+        <w:spacing w:after="80"/>
+      </w:pPr>
+      <w:r>
+        <w:rPr>
+          <w:b/>
+          <w:sz w:val="21"/>
+        </w:rPr>
+        <w:t>Fix commit:</w:t>
+      </w:r>
+      <w:r>
+        <w:rPr>
+          <w:sz w:val="21"/>
+        </w:rPr>
+        <w:t xml:space="preserve"> </w:t>
+      </w:r>
+      <w:r>
+        <w:rPr>
+          <w:rFonts w:ascii="Courier New" w:hAnsi="Courier New"/>
+          <w:color w:val="F05922"/>
+          <w:sz w:val="18"/>
+        </w:rPr>
+        <w:t>23838dc</w:t>
+      </w:r>
+      <w:r>
+        <w:rPr>
+          <w:sz w:val="21"/>
+        </w:rPr>
+        <w:t xml:space="preserve"> — Senior Developer đã fix 3 issue UI-001/002/003 tại commit này.</w:t>
+      </w:r>
+    </w:p>
+    <w:p>
+      <w:pPr>
+        <w:spacing w:after="80"/>
+      </w:pPr>
+      <w:r>
+        <w:rPr>
+          <w:b/>
+          <w:sz w:val="21"/>
+        </w:rPr>
+        <w:t>Re-check method:</w:t>
+      </w:r>
+      <w:r>
+        <w:rPr>
+          <w:sz w:val="21"/>
+        </w:rPr>
+        <w:t xml:space="preserve"> Playwright headless Chromium, </w:t>
+      </w:r>
+      <w:r>
+        <w:rPr>
+          <w:rFonts w:ascii="Courier New" w:hAnsi="Courier New"/>
+          <w:color w:val="F05922"/>
+          <w:sz w:val="18"/>
+        </w:rPr>
+        <w:t>getComputedStyle()</w:t>
+      </w:r>
+      <w:r>
+        <w:rPr>
+          <w:sz w:val="21"/>
+        </w:rPr>
+        <w:t xml:space="preserve"> trên DOM thật, đọc DOM attributes, phân tích code diff.</w:t>
+      </w:r>
+    </w:p>
+    <w:p>
+      <w:pPr>
+        <w:spacing w:after="80"/>
+      </w:pPr>
+      <w:r>
+        <w:rPr>
+          <w:b/>
+          <w:sz w:val="21"/>
+        </w:rPr>
+        <w:t>Screenshots re-check:</w:t>
+      </w:r>
+      <w:r>
+        <w:rPr>
+          <w:sz w:val="21"/>
+        </w:rPr>
+        <w:t xml:space="preserve"> </w:t>
+      </w:r>
+      <w:r>
+        <w:rPr>
+          <w:rFonts w:ascii="Courier New" w:hAnsi="Courier New"/>
+          <w:color w:val="F05922"/>
+          <w:sz w:val="18"/>
+        </w:rPr>
+        <w:t>docs/ux-review/screenshots/2026-08-24/app-status-reboot-fixed-*.png</w:t>
+      </w:r>
+    </w:p>
+    <w:p>
+      <w:pPr>
+        <w:pStyle w:val="Heading3"/>
+        <w:spacing w:before="160" w:after="60"/>
+      </w:pPr>
+      <w:r>
+        <w:rPr>
+          <w:color w:val="4A3F8C"/>
+          <w:sz w:val="24"/>
+        </w:rPr>
+        <w:t>Kết quả verify từng issue</w:t>
+      </w:r>
+    </w:p>
+    <w:tbl>
+      <w:tblPr>
+        <w:tblStyle w:val="TableGrid"/>
+        <w:tblW w:type="auto" w:w="0"/>
+        <w:tblLook w:firstColumn="1" w:firstRow="1" w:lastColumn="0" w:lastRow="0" w:noHBand="0" w:noVBand="1" w:val="04A0"/>
+      </w:tblPr>
+      <w:tblGrid>
+        <w:gridCol w:w="2422"/>
+        <w:gridCol w:w="2422"/>
+        <w:gridCol w:w="2422"/>
+        <w:gridCol w:w="2422"/>
+      </w:tblGrid>
+      <w:tr>
+        <w:tc>
+          <w:tcPr>
+            <w:tcW w:type="dxa" w:w="2422"/>
+            <w:shd w:val="clear" w:color="auto" w:fill="251C53"/>
+            <w:tcBorders>
+              <w:top w:val="single" w:sz="4" w:space="0" w:color="251C53"/>
+              <w:left w:val="single" w:sz="4" w:space="0" w:color="251C53"/>
+              <w:bottom w:val="single" w:sz="4" w:space="0" w:color="251C53"/>
+              <w:right w:val="single" w:sz="4" w:space="0" w:color="251C53"/>
+            </w:tcBorders>
+          </w:tcPr>
+          <w:p>
+            <w:r>
+              <w:rPr>
+                <w:b/>
+                <w:color w:val="FFFFFF"/>
+                <w:sz w:val="20"/>
+              </w:rPr>
+              <w:t>Issue</w:t>
+            </w:r>
+          </w:p>
+        </w:tc>
+        <w:tc>
+          <w:tcPr>
+            <w:tcW w:type="dxa" w:w="2422"/>
+            <w:shd w:val="clear" w:color="auto" w:fill="251C53"/>
+            <w:tcBorders>
+              <w:top w:val="single" w:sz="4" w:space="0" w:color="251C53"/>
+              <w:left w:val="single" w:sz="4" w:space="0" w:color="251C53"/>
+              <w:bottom w:val="single" w:sz="4" w:space="0" w:color="251C53"/>
+              <w:right w:val="single" w:sz="4" w:space="0" w:color="251C53"/>
+            </w:tcBorders>
+          </w:tcPr>
+          <w:p>
+            <w:r>
+              <w:rPr>
+                <w:b/>
+                <w:color w:val="FFFFFF"/>
+                <w:sz w:val="20"/>
+              </w:rPr>
+              <w:t>Mô tả</w:t>
+            </w:r>
+          </w:p>
+        </w:tc>
+        <w:tc>
+          <w:tcPr>
+            <w:tcW w:type="dxa" w:w="2422"/>
+            <w:shd w:val="clear" w:color="auto" w:fill="251C53"/>
+            <w:tcBorders>
+              <w:top w:val="single" w:sz="4" w:space="0" w:color="251C53"/>
+              <w:left w:val="single" w:sz="4" w:space="0" w:color="251C53"/>
+              <w:bottom w:val="single" w:sz="4" w:space="0" w:color="251C53"/>
+              <w:right w:val="single" w:sz="4" w:space="0" w:color="251C53"/>
+            </w:tcBorders>
+          </w:tcPr>
+          <w:p>
+            <w:r>
+              <w:rPr>
+                <w:b/>
+                <w:color w:val="FFFFFF"/>
+                <w:sz w:val="20"/>
+              </w:rPr>
+              <w:t>Trạng thái</w:t>
+            </w:r>
+          </w:p>
+        </w:tc>
+        <w:tc>
+          <w:tcPr>
+            <w:tcW w:type="dxa" w:w="2422"/>
+            <w:shd w:val="clear" w:color="auto" w:fill="251C53"/>
+            <w:tcBorders>
+              <w:top w:val="single" w:sz="4" w:space="0" w:color="251C53"/>
+              <w:left w:val="single" w:sz="4" w:space="0" w:color="251C53"/>
+              <w:bottom w:val="single" w:sz="4" w:space="0" w:color="251C53"/>
+              <w:right w:val="single" w:sz="4" w:space="0" w:color="251C53"/>
+            </w:tcBorders>
+          </w:tcPr>
+          <w:p>
+            <w:r>
+              <w:rPr>
+                <w:b/>
+                <w:color w:val="FFFFFF"/>
+                <w:sz w:val="20"/>
+              </w:rPr>
+              <w:t>Bằng chứng</w:t>
+            </w:r>
+          </w:p>
+        </w:tc>
+      </w:tr>
+      <w:tr>
+        <w:tc>
+          <w:tcPr>
+            <w:tcW w:type="dxa" w:w="2422"/>
+            <w:tcBorders>
+              <w:top w:val="single" w:sz="4" w:space="0" w:color="CBCBCB"/>
+              <w:left w:val="single" w:sz="4" w:space="0" w:color="CBCBCB"/>
+              <w:bottom w:val="single" w:sz="4" w:space="0" w:color="CBCBCB"/>
+              <w:right w:val="single" w:sz="4" w:space="0" w:color="CBCBCB"/>
+            </w:tcBorders>
+          </w:tcPr>
+          <w:p>
+            <w:r>
+              <w:rPr>
+                <w:sz w:val="20"/>
+              </w:rPr>
+              <w:t>---</w:t>
+            </w:r>
+          </w:p>
+        </w:tc>
+        <w:tc>
+          <w:tcPr>
+            <w:tcW w:type="dxa" w:w="2422"/>
+            <w:tcBorders>
+              <w:top w:val="single" w:sz="4" w:space="0" w:color="CBCBCB"/>
+              <w:left w:val="single" w:sz="4" w:space="0" w:color="CBCBCB"/>
+              <w:bottom w:val="single" w:sz="4" w:space="0" w:color="CBCBCB"/>
+              <w:right w:val="single" w:sz="4" w:space="0" w:color="CBCBCB"/>
+            </w:tcBorders>
+          </w:tcPr>
+          <w:p>
+            <w:r>
+              <w:rPr>
+                <w:sz w:val="20"/>
+              </w:rPr>
+              <w:t>---</w:t>
+            </w:r>
+          </w:p>
+        </w:tc>
+        <w:tc>
+          <w:tcPr>
+            <w:tcW w:type="dxa" w:w="2422"/>
+            <w:tcBorders>
+              <w:top w:val="single" w:sz="4" w:space="0" w:color="CBCBCB"/>
+              <w:left w:val="single" w:sz="4" w:space="0" w:color="CBCBCB"/>
+              <w:bottom w:val="single" w:sz="4" w:space="0" w:color="CBCBCB"/>
+              <w:right w:val="single" w:sz="4" w:space="0" w:color="CBCBCB"/>
+            </w:tcBorders>
+          </w:tcPr>
+          <w:p>
+            <w:r>
+              <w:rPr>
+                <w:sz w:val="20"/>
+              </w:rPr>
+              <w:t>---</w:t>
+            </w:r>
+          </w:p>
+        </w:tc>
+        <w:tc>
+          <w:tcPr>
+            <w:tcW w:type="dxa" w:w="2422"/>
+            <w:tcBorders>
+              <w:top w:val="single" w:sz="4" w:space="0" w:color="CBCBCB"/>
+              <w:left w:val="single" w:sz="4" w:space="0" w:color="CBCBCB"/>
+              <w:bottom w:val="single" w:sz="4" w:space="0" w:color="CBCBCB"/>
+              <w:right w:val="single" w:sz="4" w:space="0" w:color="CBCBCB"/>
+            </w:tcBorders>
+          </w:tcPr>
+          <w:p>
+            <w:r>
+              <w:rPr>
+                <w:sz w:val="20"/>
+              </w:rPr>
+              <w:t>---</w:t>
+            </w:r>
+          </w:p>
+        </w:tc>
+      </w:tr>
+      <w:tr>
+        <w:tc>
+          <w:tcPr>
+            <w:tcW w:type="dxa" w:w="2422"/>
+            <w:shd w:val="clear" w:color="auto" w:fill="B8B3D6"/>
+            <w:tcBorders>
+              <w:top w:val="single" w:sz="4" w:space="0" w:color="CBCBCB"/>
+              <w:left w:val="single" w:sz="4" w:space="0" w:color="CBCBCB"/>
+              <w:bottom w:val="single" w:sz="4" w:space="0" w:color="CBCBCB"/>
+              <w:right w:val="single" w:sz="4" w:space="0" w:color="CBCBCB"/>
+            </w:tcBorders>
+          </w:tcPr>
+          <w:p>
+            <w:r>
+              <w:rPr>
+                <w:sz w:val="20"/>
+              </w:rPr>
+              <w:t>UI-001</w:t>
+            </w:r>
+          </w:p>
+        </w:tc>
+        <w:tc>
+          <w:tcPr>
+            <w:tcW w:type="dxa" w:w="2422"/>
+            <w:shd w:val="clear" w:color="auto" w:fill="B8B3D6"/>
+            <w:tcBorders>
+              <w:top w:val="single" w:sz="4" w:space="0" w:color="CBCBCB"/>
+              <w:left w:val="single" w:sz="4" w:space="0" w:color="CBCBCB"/>
+              <w:bottom w:val="single" w:sz="4" w:space="0" w:color="CBCBCB"/>
+              <w:right w:val="single" w:sz="4" w:space="0" w:color="CBCBCB"/>
+            </w:tcBorders>
+          </w:tcPr>
+          <w:p>
+            <w:r>
+              <w:rPr>
+                <w:sz w:val="20"/>
+              </w:rPr>
+              <w:t>Màu brand KZTEK không đúng (Bootstrap blue/amber)</w:t>
+            </w:r>
+          </w:p>
+        </w:tc>
+        <w:tc>
+          <w:tcPr>
+            <w:tcW w:type="dxa" w:w="2422"/>
+            <w:shd w:val="clear" w:color="auto" w:fill="B8B3D6"/>
+            <w:tcBorders>
+              <w:top w:val="single" w:sz="4" w:space="0" w:color="CBCBCB"/>
+              <w:left w:val="single" w:sz="4" w:space="0" w:color="CBCBCB"/>
+              <w:bottom w:val="single" w:sz="4" w:space="0" w:color="CBCBCB"/>
+              <w:right w:val="single" w:sz="4" w:space="0" w:color="CBCBCB"/>
+            </w:tcBorders>
+          </w:tcPr>
+          <w:p>
+            <w:r>
+              <w:rPr>
+                <w:b/>
+                <w:sz w:val="20"/>
+              </w:rPr>
+              <w:t>Resolved</w:t>
+            </w:r>
+          </w:p>
+        </w:tc>
+        <w:tc>
+          <w:tcPr>
+            <w:tcW w:type="dxa" w:w="2422"/>
+            <w:shd w:val="clear" w:color="auto" w:fill="B8B3D6"/>
+            <w:tcBorders>
+              <w:top w:val="single" w:sz="4" w:space="0" w:color="CBCBCB"/>
+              <w:left w:val="single" w:sz="4" w:space="0" w:color="CBCBCB"/>
+              <w:bottom w:val="single" w:sz="4" w:space="0" w:color="CBCBCB"/>
+              <w:right w:val="single" w:sz="4" w:space="0" w:color="CBCBCB"/>
+            </w:tcBorders>
+          </w:tcPr>
+          <w:p>
+            <w:r>
+              <w:rPr>
+                <w:rFonts w:ascii="Courier New" w:hAnsi="Courier New"/>
+                <w:color w:val="F05922"/>
+                <w:sz w:val="20"/>
+              </w:rPr>
+              <w:t>getComputedStyle</w:t>
+            </w:r>
+            <w:r>
+              <w:rPr>
+                <w:sz w:val="20"/>
+              </w:rPr>
+              <w:t xml:space="preserve"> đo được: nút Check App Status </w:t>
+            </w:r>
+            <w:r>
+              <w:rPr>
+                <w:rFonts w:ascii="Courier New" w:hAnsi="Courier New"/>
+                <w:color w:val="F05922"/>
+                <w:sz w:val="20"/>
+              </w:rPr>
+              <w:t>color: rgb(37, 28, 83)</w:t>
+            </w:r>
+            <w:r>
+              <w:rPr>
+                <w:sz w:val="20"/>
+              </w:rPr>
+              <w:t xml:space="preserve"> = #251C53 (Navy), </w:t>
+            </w:r>
+            <w:r>
+              <w:rPr>
+                <w:rFonts w:ascii="Courier New" w:hAnsi="Courier New"/>
+                <w:color w:val="F05922"/>
+                <w:sz w:val="20"/>
+              </w:rPr>
+              <w:t>borderColor: rgb(37, 28, 83)</w:t>
+            </w:r>
+            <w:r>
+              <w:rPr>
+                <w:sz w:val="20"/>
+              </w:rPr>
+              <w:t xml:space="preserve">. Nút Reboot </w:t>
+            </w:r>
+            <w:r>
+              <w:rPr>
+                <w:rFonts w:ascii="Courier New" w:hAnsi="Courier New"/>
+                <w:color w:val="F05922"/>
+                <w:sz w:val="20"/>
+              </w:rPr>
+              <w:t>color: rgb(240, 89, 34)</w:t>
+            </w:r>
+            <w:r>
+              <w:rPr>
+                <w:sz w:val="20"/>
+              </w:rPr>
+              <w:t xml:space="preserve"> = #F05922 (Cam), </w:t>
+            </w:r>
+            <w:r>
+              <w:rPr>
+                <w:rFonts w:ascii="Courier New" w:hAnsi="Courier New"/>
+                <w:color w:val="F05922"/>
+                <w:sz w:val="20"/>
+              </w:rPr>
+              <w:t>borderColor: rgb(240, 89, 34)</w:t>
+            </w:r>
+            <w:r>
+              <w:rPr>
+                <w:sz w:val="20"/>
+              </w:rPr>
+              <w:t xml:space="preserve">. Class đổi thành </w:t>
+            </w:r>
+            <w:r>
+              <w:rPr>
+                <w:rFonts w:ascii="Courier New" w:hAnsi="Courier New"/>
+                <w:color w:val="F05922"/>
+                <w:sz w:val="20"/>
+              </w:rPr>
+              <w:t>btn-kz-outline-navy</w:t>
+            </w:r>
+            <w:r>
+              <w:rPr>
+                <w:sz w:val="20"/>
+              </w:rPr>
+              <w:t xml:space="preserve"> / </w:t>
+            </w:r>
+            <w:r>
+              <w:rPr>
+                <w:rFonts w:ascii="Courier New" w:hAnsi="Courier New"/>
+                <w:color w:val="F05922"/>
+                <w:sz w:val="20"/>
+              </w:rPr>
+              <w:t>btn-kz-outline-orange</w:t>
+            </w:r>
+            <w:r>
+              <w:rPr>
+                <w:sz w:val="20"/>
+              </w:rPr>
+              <w:t>.</w:t>
+            </w:r>
+          </w:p>
+        </w:tc>
+      </w:tr>
+      <w:tr>
+        <w:tc>
+          <w:tcPr>
+            <w:tcW w:type="dxa" w:w="2422"/>
+            <w:tcBorders>
+              <w:top w:val="single" w:sz="4" w:space="0" w:color="CBCBCB"/>
+              <w:left w:val="single" w:sz="4" w:space="0" w:color="CBCBCB"/>
+              <w:bottom w:val="single" w:sz="4" w:space="0" w:color="CBCBCB"/>
+              <w:right w:val="single" w:sz="4" w:space="0" w:color="CBCBCB"/>
+            </w:tcBorders>
+          </w:tcPr>
+          <w:p>
+            <w:r>
+              <w:rPr>
+                <w:sz w:val="20"/>
+              </w:rPr>
+              <w:t>UI-002</w:t>
+            </w:r>
+          </w:p>
+        </w:tc>
+        <w:tc>
+          <w:tcPr>
+            <w:tcW w:type="dxa" w:w="2422"/>
+            <w:tcBorders>
+              <w:top w:val="single" w:sz="4" w:space="0" w:color="CBCBCB"/>
+              <w:left w:val="single" w:sz="4" w:space="0" w:color="CBCBCB"/>
+              <w:bottom w:val="single" w:sz="4" w:space="0" w:color="CBCBCB"/>
+              <w:right w:val="single" w:sz="4" w:space="0" w:color="CBCBCB"/>
+            </w:tcBorders>
+          </w:tcPr>
+          <w:p>
+            <w:r>
+              <w:rPr>
+                <w:sz w:val="20"/>
+              </w:rPr>
+              <w:t>Không có disabled state / loading spinner khi API call</w:t>
+            </w:r>
+          </w:p>
+        </w:tc>
+        <w:tc>
+          <w:tcPr>
+            <w:tcW w:type="dxa" w:w="2422"/>
+            <w:tcBorders>
+              <w:top w:val="single" w:sz="4" w:space="0" w:color="CBCBCB"/>
+              <w:left w:val="single" w:sz="4" w:space="0" w:color="CBCBCB"/>
+              <w:bottom w:val="single" w:sz="4" w:space="0" w:color="CBCBCB"/>
+              <w:right w:val="single" w:sz="4" w:space="0" w:color="CBCBCB"/>
+            </w:tcBorders>
+          </w:tcPr>
+          <w:p>
+            <w:r>
+              <w:rPr>
+                <w:b/>
+                <w:sz w:val="20"/>
+              </w:rPr>
+              <w:t>Resolved</w:t>
+            </w:r>
+          </w:p>
+        </w:tc>
+        <w:tc>
+          <w:tcPr>
+            <w:tcW w:type="dxa" w:w="2422"/>
+            <w:tcBorders>
+              <w:top w:val="single" w:sz="4" w:space="0" w:color="CBCBCB"/>
+              <w:left w:val="single" w:sz="4" w:space="0" w:color="CBCBCB"/>
+              <w:bottom w:val="single" w:sz="4" w:space="0" w:color="CBCBCB"/>
+              <w:right w:val="single" w:sz="4" w:space="0" w:color="CBCBCB"/>
+            </w:tcBorders>
+          </w:tcPr>
+          <w:p>
+            <w:r>
+              <w:rPr>
+                <w:sz w:val="20"/>
+              </w:rPr>
+              <w:t xml:space="preserve">Code diff: </w:t>
+            </w:r>
+            <w:r>
+              <w:rPr>
+                <w:rFonts w:ascii="Courier New" w:hAnsi="Courier New"/>
+                <w:color w:val="F05922"/>
+                <w:sz w:val="20"/>
+              </w:rPr>
+              <w:t>btnAppStatus.disabled = true</w:t>
+            </w:r>
+            <w:r>
+              <w:rPr>
+                <w:sz w:val="20"/>
+              </w:rPr>
+              <w:t xml:space="preserve"> + spinner </w:t>
+            </w:r>
+            <w:r>
+              <w:rPr>
+                <w:rFonts w:ascii="Courier New" w:hAnsi="Courier New"/>
+                <w:color w:val="F05922"/>
+                <w:sz w:val="20"/>
+              </w:rPr>
+              <w:t>spinner-border-sm</w:t>
+            </w:r>
+            <w:r>
+              <w:rPr>
+                <w:sz w:val="20"/>
+              </w:rPr>
+              <w:t xml:space="preserve"> trước </w:t>
+            </w:r>
+            <w:r>
+              <w:rPr>
+                <w:rFonts w:ascii="Courier New" w:hAnsi="Courier New"/>
+                <w:color w:val="F05922"/>
+                <w:sz w:val="20"/>
+              </w:rPr>
+              <w:t>fetch()</w:t>
+            </w:r>
+            <w:r>
+              <w:rPr>
+                <w:sz w:val="20"/>
+              </w:rPr>
+              <w:t xml:space="preserve">, restore trong </w:t>
+            </w:r>
+            <w:r>
+              <w:rPr>
+                <w:rFonts w:ascii="Courier New" w:hAnsi="Courier New"/>
+                <w:color w:val="F05922"/>
+                <w:sz w:val="20"/>
+              </w:rPr>
+              <w:t>finally</w:t>
+            </w:r>
+            <w:r>
+              <w:rPr>
+                <w:sz w:val="20"/>
+              </w:rPr>
+              <w:t xml:space="preserve">. DOM verify: </w:t>
+            </w:r>
+            <w:r>
+              <w:rPr>
+                <w:rFonts w:ascii="Courier New" w:hAnsi="Courier New"/>
+                <w:color w:val="F05922"/>
+                <w:sz w:val="20"/>
+              </w:rPr>
+              <w:t>disabled = false</w:t>
+            </w:r>
+            <w:r>
+              <w:rPr>
+                <w:sz w:val="20"/>
+              </w:rPr>
+              <w:t xml:space="preserve"> khi ở trạng thái nghỉ (đúng). JS pattern bảo đảm double-click prevented trong suốt API call.</w:t>
+            </w:r>
+          </w:p>
+        </w:tc>
+      </w:tr>
+      <w:tr>
+        <w:tc>
+          <w:tcPr>
+            <w:tcW w:type="dxa" w:w="2422"/>
+            <w:shd w:val="clear" w:color="auto" w:fill="B8B3D6"/>
+            <w:tcBorders>
+              <w:top w:val="single" w:sz="4" w:space="0" w:color="CBCBCB"/>
+              <w:left w:val="single" w:sz="4" w:space="0" w:color="CBCBCB"/>
+              <w:bottom w:val="single" w:sz="4" w:space="0" w:color="CBCBCB"/>
+              <w:right w:val="single" w:sz="4" w:space="0" w:color="CBCBCB"/>
+            </w:tcBorders>
+          </w:tcPr>
+          <w:p>
+            <w:r>
+              <w:rPr>
+                <w:sz w:val="20"/>
+              </w:rPr>
+              <w:t>UI-003</w:t>
+            </w:r>
+          </w:p>
+        </w:tc>
+        <w:tc>
+          <w:tcPr>
+            <w:tcW w:type="dxa" w:w="2422"/>
+            <w:shd w:val="clear" w:color="auto" w:fill="B8B3D6"/>
+            <w:tcBorders>
+              <w:top w:val="single" w:sz="4" w:space="0" w:color="CBCBCB"/>
+              <w:left w:val="single" w:sz="4" w:space="0" w:color="CBCBCB"/>
+              <w:bottom w:val="single" w:sz="4" w:space="0" w:color="CBCBCB"/>
+              <w:right w:val="single" w:sz="4" w:space="0" w:color="CBCBCB"/>
+            </w:tcBorders>
+          </w:tcPr>
+          <w:p>
+            <w:r>
+              <w:rPr>
+                <w:sz w:val="20"/>
+              </w:rPr>
+              <w:t xml:space="preserve">Thiếu </w:t>
+            </w:r>
+            <w:r>
+              <w:rPr>
+                <w:rFonts w:ascii="Courier New" w:hAnsi="Courier New"/>
+                <w:color w:val="F05922"/>
+                <w:sz w:val="20"/>
+              </w:rPr>
+              <w:t>aria-hidden="true"</w:t>
+            </w:r>
+            <w:r>
+              <w:rPr>
+                <w:sz w:val="20"/>
+              </w:rPr>
+              <w:t xml:space="preserve"> trên </w:t>
+            </w:r>
+            <w:r>
+              <w:rPr>
+                <w:rFonts w:ascii="Courier New" w:hAnsi="Courier New"/>
+                <w:color w:val="F05922"/>
+                <w:sz w:val="20"/>
+              </w:rPr>
+              <w:t>&lt;i&gt;</w:t>
+            </w:r>
+            <w:r>
+              <w:rPr>
+                <w:sz w:val="20"/>
+              </w:rPr>
+              <w:t xml:space="preserve"> icon</w:t>
+            </w:r>
+          </w:p>
+        </w:tc>
+        <w:tc>
+          <w:tcPr>
+            <w:tcW w:type="dxa" w:w="2422"/>
+            <w:shd w:val="clear" w:color="auto" w:fill="B8B3D6"/>
+            <w:tcBorders>
+              <w:top w:val="single" w:sz="4" w:space="0" w:color="CBCBCB"/>
+              <w:left w:val="single" w:sz="4" w:space="0" w:color="CBCBCB"/>
+              <w:bottom w:val="single" w:sz="4" w:space="0" w:color="CBCBCB"/>
+              <w:right w:val="single" w:sz="4" w:space="0" w:color="CBCBCB"/>
+            </w:tcBorders>
+          </w:tcPr>
+          <w:p>
+            <w:r>
+              <w:rPr>
+                <w:b/>
+                <w:sz w:val="20"/>
+              </w:rPr>
+              <w:t>Resolved</w:t>
+            </w:r>
+          </w:p>
+        </w:tc>
+        <w:tc>
+          <w:tcPr>
+            <w:tcW w:type="dxa" w:w="2422"/>
+            <w:shd w:val="clear" w:color="auto" w:fill="B8B3D6"/>
+            <w:tcBorders>
+              <w:top w:val="single" w:sz="4" w:space="0" w:color="CBCBCB"/>
+              <w:left w:val="single" w:sz="4" w:space="0" w:color="CBCBCB"/>
+              <w:bottom w:val="single" w:sz="4" w:space="0" w:color="CBCBCB"/>
+              <w:right w:val="single" w:sz="4" w:space="0" w:color="CBCBCB"/>
+            </w:tcBorders>
+          </w:tcPr>
+          <w:p>
+            <w:r>
+              <w:rPr>
+                <w:sz w:val="20"/>
+              </w:rPr>
+              <w:t xml:space="preserve">DOM evaluate: </w:t>
+            </w:r>
+            <w:r>
+              <w:rPr>
+                <w:rFonts w:ascii="Courier New" w:hAnsi="Courier New"/>
+                <w:color w:val="F05922"/>
+                <w:sz w:val="20"/>
+              </w:rPr>
+              <w:t>checkIconAriaHidden = "true"</w:t>
+            </w:r>
+            <w:r>
+              <w:rPr>
+                <w:sz w:val="20"/>
+              </w:rPr>
+              <w:t xml:space="preserve">, </w:t>
+            </w:r>
+            <w:r>
+              <w:rPr>
+                <w:rFonts w:ascii="Courier New" w:hAnsi="Courier New"/>
+                <w:color w:val="F05922"/>
+                <w:sz w:val="20"/>
+              </w:rPr>
+              <w:t>rebootIconAriaHidden = "true"</w:t>
+            </w:r>
+            <w:r>
+              <w:rPr>
+                <w:sz w:val="20"/>
+              </w:rPr>
+              <w:t>. Playwright xác nhận cả 2 icon đã có attribute.</w:t>
+            </w:r>
+          </w:p>
+        </w:tc>
+      </w:tr>
+    </w:tbl>
+    <w:p/>
+    <w:p>
+      <w:pPr>
+        <w:pStyle w:val="Heading3"/>
+        <w:spacing w:before="160" w:after="60"/>
+      </w:pPr>
+      <w:r>
+        <w:rPr>
+          <w:color w:val="4A3F8C"/>
+          <w:sz w:val="24"/>
+        </w:rPr>
+        <w:t>Re-check tiêu chí C1, C2, C4, C7 (các tiêu chí bị ảnh hưởng)</w:t>
+      </w:r>
+    </w:p>
+    <w:tbl>
+      <w:tblPr>
+        <w:tblStyle w:val="TableGrid"/>
+        <w:tblW w:type="auto" w:w="0"/>
+        <w:tblLook w:firstColumn="1" w:firstRow="1" w:lastColumn="0" w:lastRow="0" w:noHBand="0" w:noVBand="1" w:val="04A0"/>
+      </w:tblPr>
+      <w:tblGrid>
+        <w:gridCol w:w="3230"/>
+        <w:gridCol w:w="3230"/>
+        <w:gridCol w:w="3230"/>
+      </w:tblGrid>
+      <w:tr>
+        <w:tc>
+          <w:tcPr>
+            <w:tcW w:type="dxa" w:w="3230"/>
+            <w:shd w:val="clear" w:color="auto" w:fill="251C53"/>
+            <w:tcBorders>
+              <w:top w:val="single" w:sz="4" w:space="0" w:color="251C53"/>
+              <w:left w:val="single" w:sz="4" w:space="0" w:color="251C53"/>
+              <w:bottom w:val="single" w:sz="4" w:space="0" w:color="251C53"/>
+              <w:right w:val="single" w:sz="4" w:space="0" w:color="251C53"/>
+            </w:tcBorders>
+          </w:tcPr>
+          <w:p>
+            <w:r>
+              <w:rPr>
+                <w:b/>
+                <w:color w:val="FFFFFF"/>
+                <w:sz w:val="20"/>
+              </w:rPr>
+              <w:t>Tiêu chí</w:t>
+            </w:r>
+          </w:p>
+        </w:tc>
+        <w:tc>
+          <w:tcPr>
+            <w:tcW w:type="dxa" w:w="3230"/>
+            <w:shd w:val="clear" w:color="auto" w:fill="251C53"/>
+            <w:tcBorders>
+              <w:top w:val="single" w:sz="4" w:space="0" w:color="251C53"/>
+              <w:left w:val="single" w:sz="4" w:space="0" w:color="251C53"/>
+              <w:bottom w:val="single" w:sz="4" w:space="0" w:color="251C53"/>
+              <w:right w:val="single" w:sz="4" w:space="0" w:color="251C53"/>
+            </w:tcBorders>
+          </w:tcPr>
+          <w:p>
+            <w:r>
+              <w:rPr>
+                <w:b/>
+                <w:color w:val="FFFFFF"/>
+                <w:sz w:val="20"/>
+              </w:rPr>
+              <w:t>Kết quả vòng đầu</w:t>
+            </w:r>
+          </w:p>
+        </w:tc>
+        <w:tc>
+          <w:tcPr>
+            <w:tcW w:type="dxa" w:w="3230"/>
+            <w:shd w:val="clear" w:color="auto" w:fill="251C53"/>
+            <w:tcBorders>
+              <w:top w:val="single" w:sz="4" w:space="0" w:color="251C53"/>
+              <w:left w:val="single" w:sz="4" w:space="0" w:color="251C53"/>
+              <w:bottom w:val="single" w:sz="4" w:space="0" w:color="251C53"/>
+              <w:right w:val="single" w:sz="4" w:space="0" w:color="251C53"/>
+            </w:tcBorders>
+          </w:tcPr>
+          <w:p>
+            <w:r>
+              <w:rPr>
+                <w:b/>
+                <w:color w:val="FFFFFF"/>
+                <w:sz w:val="20"/>
+              </w:rPr>
+              <w:t>Kết quả sau re-check</w:t>
+            </w:r>
+          </w:p>
+        </w:tc>
+      </w:tr>
+      <w:tr>
+        <w:tc>
+          <w:tcPr>
+            <w:tcW w:type="dxa" w:w="3230"/>
+            <w:tcBorders>
+              <w:top w:val="single" w:sz="4" w:space="0" w:color="CBCBCB"/>
+              <w:left w:val="single" w:sz="4" w:space="0" w:color="CBCBCB"/>
+              <w:bottom w:val="single" w:sz="4" w:space="0" w:color="CBCBCB"/>
+              <w:right w:val="single" w:sz="4" w:space="0" w:color="CBCBCB"/>
+            </w:tcBorders>
+          </w:tcPr>
+          <w:p>
+            <w:r>
+              <w:rPr>
+                <w:sz w:val="20"/>
+              </w:rPr>
+              <w:t>---</w:t>
+            </w:r>
+          </w:p>
+        </w:tc>
+        <w:tc>
+          <w:tcPr>
+            <w:tcW w:type="dxa" w:w="3230"/>
+            <w:tcBorders>
+              <w:top w:val="single" w:sz="4" w:space="0" w:color="CBCBCB"/>
+              <w:left w:val="single" w:sz="4" w:space="0" w:color="CBCBCB"/>
+              <w:bottom w:val="single" w:sz="4" w:space="0" w:color="CBCBCB"/>
+              <w:right w:val="single" w:sz="4" w:space="0" w:color="CBCBCB"/>
+            </w:tcBorders>
+          </w:tcPr>
+          <w:p>
+            <w:r>
+              <w:rPr>
+                <w:sz w:val="20"/>
+              </w:rPr>
+              <w:t>---</w:t>
+            </w:r>
+          </w:p>
+        </w:tc>
+        <w:tc>
+          <w:tcPr>
+            <w:tcW w:type="dxa" w:w="3230"/>
+            <w:tcBorders>
+              <w:top w:val="single" w:sz="4" w:space="0" w:color="CBCBCB"/>
+              <w:left w:val="single" w:sz="4" w:space="0" w:color="CBCBCB"/>
+              <w:bottom w:val="single" w:sz="4" w:space="0" w:color="CBCBCB"/>
+              <w:right w:val="single" w:sz="4" w:space="0" w:color="CBCBCB"/>
+            </w:tcBorders>
+          </w:tcPr>
+          <w:p>
+            <w:r>
+              <w:rPr>
+                <w:sz w:val="20"/>
+              </w:rPr>
+              <w:t>---</w:t>
+            </w:r>
+          </w:p>
+        </w:tc>
+      </w:tr>
+      <w:tr>
+        <w:tc>
+          <w:tcPr>
+            <w:tcW w:type="dxa" w:w="3230"/>
+            <w:shd w:val="clear" w:color="auto" w:fill="B8B3D6"/>
+            <w:tcBorders>
+              <w:top w:val="single" w:sz="4" w:space="0" w:color="CBCBCB"/>
+              <w:left w:val="single" w:sz="4" w:space="0" w:color="CBCBCB"/>
+              <w:bottom w:val="single" w:sz="4" w:space="0" w:color="CBCBCB"/>
+              <w:right w:val="single" w:sz="4" w:space="0" w:color="CBCBCB"/>
+            </w:tcBorders>
+          </w:tcPr>
+          <w:p>
+            <w:r>
+              <w:rPr>
+                <w:sz w:val="20"/>
+              </w:rPr>
+              <w:t>C1 Màu sắc &amp; Brand</w:t>
+            </w:r>
+          </w:p>
+        </w:tc>
+        <w:tc>
+          <w:tcPr>
+            <w:tcW w:type="dxa" w:w="3230"/>
+            <w:shd w:val="clear" w:color="auto" w:fill="B8B3D6"/>
+            <w:tcBorders>
+              <w:top w:val="single" w:sz="4" w:space="0" w:color="CBCBCB"/>
+              <w:left w:val="single" w:sz="4" w:space="0" w:color="CBCBCB"/>
+              <w:bottom w:val="single" w:sz="4" w:space="0" w:color="CBCBCB"/>
+              <w:right w:val="single" w:sz="4" w:space="0" w:color="CBCBCB"/>
+            </w:tcBorders>
+          </w:tcPr>
+          <w:p>
+            <w:r>
+              <w:rPr>
+                <w:sz w:val="20"/>
+              </w:rPr>
+              <w:t>NEEDS-FIX</w:t>
+            </w:r>
+          </w:p>
+        </w:tc>
+        <w:tc>
+          <w:tcPr>
+            <w:tcW w:type="dxa" w:w="3230"/>
+            <w:shd w:val="clear" w:color="auto" w:fill="B8B3D6"/>
+            <w:tcBorders>
+              <w:top w:val="single" w:sz="4" w:space="0" w:color="CBCBCB"/>
+              <w:left w:val="single" w:sz="4" w:space="0" w:color="CBCBCB"/>
+              <w:bottom w:val="single" w:sz="4" w:space="0" w:color="CBCBCB"/>
+              <w:right w:val="single" w:sz="4" w:space="0" w:color="CBCBCB"/>
+            </w:tcBorders>
+          </w:tcPr>
+          <w:p>
+            <w:r>
+              <w:rPr>
+                <w:b/>
+                <w:sz w:val="20"/>
+              </w:rPr>
+              <w:t>PASS</w:t>
+            </w:r>
+            <w:r>
+              <w:rPr>
+                <w:sz w:val="20"/>
+              </w:rPr>
+              <w:t xml:space="preserve"> — computed style Navy #251C53 / Cam #F05922 đo được</w:t>
+            </w:r>
+          </w:p>
+        </w:tc>
+      </w:tr>
+      <w:tr>
+        <w:tc>
+          <w:tcPr>
+            <w:tcW w:type="dxa" w:w="3230"/>
+            <w:tcBorders>
+              <w:top w:val="single" w:sz="4" w:space="0" w:color="CBCBCB"/>
+              <w:left w:val="single" w:sz="4" w:space="0" w:color="CBCBCB"/>
+              <w:bottom w:val="single" w:sz="4" w:space="0" w:color="CBCBCB"/>
+              <w:right w:val="single" w:sz="4" w:space="0" w:color="CBCBCB"/>
+            </w:tcBorders>
+          </w:tcPr>
+          <w:p>
+            <w:r>
+              <w:rPr>
+                <w:sz w:val="20"/>
+              </w:rPr>
+              <w:t>C2 Nhất quán UI</w:t>
+            </w:r>
+          </w:p>
+        </w:tc>
+        <w:tc>
+          <w:tcPr>
+            <w:tcW w:type="dxa" w:w="3230"/>
+            <w:tcBorders>
+              <w:top w:val="single" w:sz="4" w:space="0" w:color="CBCBCB"/>
+              <w:left w:val="single" w:sz="4" w:space="0" w:color="CBCBCB"/>
+              <w:bottom w:val="single" w:sz="4" w:space="0" w:color="CBCBCB"/>
+              <w:right w:val="single" w:sz="4" w:space="0" w:color="CBCBCB"/>
+            </w:tcBorders>
+          </w:tcPr>
+          <w:p>
+            <w:r>
+              <w:rPr>
+                <w:sz w:val="20"/>
+              </w:rPr>
+              <w:t>NEEDS-FIX</w:t>
+            </w:r>
+          </w:p>
+        </w:tc>
+        <w:tc>
+          <w:tcPr>
+            <w:tcW w:type="dxa" w:w="3230"/>
+            <w:tcBorders>
+              <w:top w:val="single" w:sz="4" w:space="0" w:color="CBCBCB"/>
+              <w:left w:val="single" w:sz="4" w:space="0" w:color="CBCBCB"/>
+              <w:bottom w:val="single" w:sz="4" w:space="0" w:color="CBCBCB"/>
+              <w:right w:val="single" w:sz="4" w:space="0" w:color="CBCBCB"/>
+            </w:tcBorders>
+          </w:tcPr>
+          <w:p>
+            <w:r>
+              <w:rPr>
+                <w:b/>
+                <w:sz w:val="20"/>
+              </w:rPr>
+              <w:t>PASS</w:t>
+            </w:r>
+            <w:r>
+              <w:rPr>
+                <w:sz w:val="20"/>
+              </w:rPr>
+              <w:t xml:space="preserve"> — class mới </w:t>
+            </w:r>
+            <w:r>
+              <w:rPr>
+                <w:rFonts w:ascii="Courier New" w:hAnsi="Courier New"/>
+                <w:color w:val="F05922"/>
+                <w:sz w:val="20"/>
+              </w:rPr>
+              <w:t>.btn-kz-outline-navy</w:t>
+            </w:r>
+            <w:r>
+              <w:rPr>
+                <w:sz w:val="20"/>
+              </w:rPr>
+              <w:t xml:space="preserve"> / </w:t>
+            </w:r>
+            <w:r>
+              <w:rPr>
+                <w:rFonts w:ascii="Courier New" w:hAnsi="Courier New"/>
+                <w:color w:val="F05922"/>
+                <w:sz w:val="20"/>
+              </w:rPr>
+              <w:t>.btn-kz-outline-orange</w:t>
+            </w:r>
+            <w:r>
+              <w:rPr>
+                <w:sz w:val="20"/>
+              </w:rPr>
+              <w:t xml:space="preserve"> nhất quán brand</w:t>
+            </w:r>
+          </w:p>
+        </w:tc>
+      </w:tr>
+      <w:tr>
+        <w:tc>
+          <w:tcPr>
+            <w:tcW w:type="dxa" w:w="3230"/>
+            <w:shd w:val="clear" w:color="auto" w:fill="B8B3D6"/>
+            <w:tcBorders>
+              <w:top w:val="single" w:sz="4" w:space="0" w:color="CBCBCB"/>
+              <w:left w:val="single" w:sz="4" w:space="0" w:color="CBCBCB"/>
+              <w:bottom w:val="single" w:sz="4" w:space="0" w:color="CBCBCB"/>
+              <w:right w:val="single" w:sz="4" w:space="0" w:color="CBCBCB"/>
+            </w:tcBorders>
+          </w:tcPr>
+          <w:p>
+            <w:r>
+              <w:rPr>
+                <w:sz w:val="20"/>
+              </w:rPr>
+              <w:t>C4 Phản hồi người dùng</w:t>
+            </w:r>
+          </w:p>
+        </w:tc>
+        <w:tc>
+          <w:tcPr>
+            <w:tcW w:type="dxa" w:w="3230"/>
+            <w:shd w:val="clear" w:color="auto" w:fill="B8B3D6"/>
+            <w:tcBorders>
+              <w:top w:val="single" w:sz="4" w:space="0" w:color="CBCBCB"/>
+              <w:left w:val="single" w:sz="4" w:space="0" w:color="CBCBCB"/>
+              <w:bottom w:val="single" w:sz="4" w:space="0" w:color="CBCBCB"/>
+              <w:right w:val="single" w:sz="4" w:space="0" w:color="CBCBCB"/>
+            </w:tcBorders>
+          </w:tcPr>
+          <w:p>
+            <w:r>
+              <w:rPr>
+                <w:sz w:val="20"/>
+              </w:rPr>
+              <w:t>NEEDS-FIX</w:t>
+            </w:r>
+          </w:p>
+        </w:tc>
+        <w:tc>
+          <w:tcPr>
+            <w:tcW w:type="dxa" w:w="3230"/>
+            <w:shd w:val="clear" w:color="auto" w:fill="B8B3D6"/>
+            <w:tcBorders>
+              <w:top w:val="single" w:sz="4" w:space="0" w:color="CBCBCB"/>
+              <w:left w:val="single" w:sz="4" w:space="0" w:color="CBCBCB"/>
+              <w:bottom w:val="single" w:sz="4" w:space="0" w:color="CBCBCB"/>
+              <w:right w:val="single" w:sz="4" w:space="0" w:color="CBCBCB"/>
+            </w:tcBorders>
+          </w:tcPr>
+          <w:p>
+            <w:r>
+              <w:rPr>
+                <w:b/>
+                <w:sz w:val="20"/>
+              </w:rPr>
+              <w:t>PASS</w:t>
+            </w:r>
+            <w:r>
+              <w:rPr>
+                <w:sz w:val="20"/>
+              </w:rPr>
+              <w:t xml:space="preserve"> — disabled + spinner trước fetch, restore trong finally</w:t>
+            </w:r>
+          </w:p>
+        </w:tc>
+      </w:tr>
+      <w:tr>
+        <w:tc>
+          <w:tcPr>
+            <w:tcW w:type="dxa" w:w="3230"/>
+            <w:tcBorders>
+              <w:top w:val="single" w:sz="4" w:space="0" w:color="CBCBCB"/>
+              <w:left w:val="single" w:sz="4" w:space="0" w:color="CBCBCB"/>
+              <w:bottom w:val="single" w:sz="4" w:space="0" w:color="CBCBCB"/>
+              <w:right w:val="single" w:sz="4" w:space="0" w:color="CBCBCB"/>
+            </w:tcBorders>
+          </w:tcPr>
+          <w:p>
+            <w:r>
+              <w:rPr>
+                <w:sz w:val="20"/>
+              </w:rPr>
+              <w:t>C7 Accessibility cơ bản</w:t>
+            </w:r>
+          </w:p>
+        </w:tc>
+        <w:tc>
+          <w:tcPr>
+            <w:tcW w:type="dxa" w:w="3230"/>
+            <w:tcBorders>
+              <w:top w:val="single" w:sz="4" w:space="0" w:color="CBCBCB"/>
+              <w:left w:val="single" w:sz="4" w:space="0" w:color="CBCBCB"/>
+              <w:bottom w:val="single" w:sz="4" w:space="0" w:color="CBCBCB"/>
+              <w:right w:val="single" w:sz="4" w:space="0" w:color="CBCBCB"/>
+            </w:tcBorders>
+          </w:tcPr>
+          <w:p>
+            <w:r>
+              <w:rPr>
+                <w:sz w:val="20"/>
+              </w:rPr>
+              <w:t>NEEDS-FIX</w:t>
+            </w:r>
+          </w:p>
+        </w:tc>
+        <w:tc>
+          <w:tcPr>
+            <w:tcW w:type="dxa" w:w="3230"/>
+            <w:tcBorders>
+              <w:top w:val="single" w:sz="4" w:space="0" w:color="CBCBCB"/>
+              <w:left w:val="single" w:sz="4" w:space="0" w:color="CBCBCB"/>
+              <w:bottom w:val="single" w:sz="4" w:space="0" w:color="CBCBCB"/>
+              <w:right w:val="single" w:sz="4" w:space="0" w:color="CBCBCB"/>
+            </w:tcBorders>
+          </w:tcPr>
+          <w:p>
+            <w:r>
+              <w:rPr>
+                <w:b/>
+                <w:sz w:val="20"/>
+              </w:rPr>
+              <w:t>PASS</w:t>
+            </w:r>
+            <w:r>
+              <w:rPr>
+                <w:sz w:val="20"/>
+              </w:rPr>
+              <w:t xml:space="preserve"> — </w:t>
+            </w:r>
+            <w:r>
+              <w:rPr>
+                <w:rFonts w:ascii="Courier New" w:hAnsi="Courier New"/>
+                <w:color w:val="F05922"/>
+                <w:sz w:val="20"/>
+              </w:rPr>
+              <w:t>aria-hidden="true"</w:t>
+            </w:r>
+            <w:r>
+              <w:rPr>
+                <w:sz w:val="20"/>
+              </w:rPr>
+              <w:t xml:space="preserve"> có mặt trong DOM</w:t>
+            </w:r>
+          </w:p>
+        </w:tc>
+      </w:tr>
+    </w:tbl>
+    <w:p/>
+    <w:p>
+      <w:pPr>
+        <w:pStyle w:val="Heading3"/>
+        <w:spacing w:before="160" w:after="60"/>
+      </w:pPr>
+      <w:r>
+        <w:rPr>
+          <w:color w:val="4A3F8C"/>
+          <w:sz w:val="24"/>
+        </w:rPr>
+        <w:t>Kết luận re-check</w:t>
+      </w:r>
+    </w:p>
+    <w:p>
+      <w:pPr>
+        <w:spacing w:after="80"/>
+      </w:pPr>
+      <w:r>
+        <w:rPr>
+          <w:b/>
+          <w:sz w:val="21"/>
+        </w:rPr>
+        <w:t>Tất cả 3 issue đã được Resolved. Kết quả tổng quan: PASS.</w:t>
+      </w:r>
+    </w:p>
+    <w:p>
+      <w:pPr>
+        <w:spacing w:after="80"/>
+      </w:pPr>
+      <w:r>
+        <w:rPr>
+          <w:sz w:val="21"/>
+        </w:rPr>
+        <w:t xml:space="preserve">Không phát hiện thay đổi nào ngoài scope 3 issue (diff giới hạn đúng 3 file: </w:t>
+      </w:r>
+      <w:r>
+        <w:rPr>
+          <w:rFonts w:ascii="Courier New" w:hAnsi="Courier New"/>
+          <w:color w:val="F05922"/>
+          <w:sz w:val="18"/>
+        </w:rPr>
+        <w:t>Index.cshtml</w:t>
+      </w:r>
+      <w:r>
+        <w:rPr>
+          <w:sz w:val="21"/>
+        </w:rPr>
+        <w:t xml:space="preserve">, </w:t>
+      </w:r>
+      <w:r>
+        <w:rPr>
+          <w:rFonts w:ascii="Courier New" w:hAnsi="Courier New"/>
+          <w:color w:val="F05922"/>
+          <w:sz w:val="18"/>
+        </w:rPr>
+        <w:t>dashboard.css</w:t>
+      </w:r>
+      <w:r>
+        <w:rPr>
+          <w:sz w:val="21"/>
+        </w:rPr>
+        <w:t xml:space="preserve">, </w:t>
+      </w:r>
+      <w:r>
+        <w:rPr>
+          <w:rFonts w:ascii="Courier New" w:hAnsi="Courier New"/>
+          <w:color w:val="F05922"/>
+          <w:sz w:val="18"/>
+        </w:rPr>
+        <w:t>dashboard.js</w:t>
+      </w:r>
+      <w:r>
+        <w:rPr>
+          <w:sz w:val="21"/>
+        </w:rPr>
+        <w:t>). Các tiêu chí C3, C5, C6 (đã PASS từ vòng đầu) không bị ảnh hưởng — không cần kiểm tra lại.</w:t>
+      </w:r>
+    </w:p>
+    <w:p>
+      <w:pPr>
+        <w:spacing w:after="80"/>
+      </w:pPr>
+      <w:r>
+        <w:rPr>
+          <w:sz w:val="21"/>
+        </w:rPr>
+        <w:t>Feature sẵn sàng chuyển sang QA Engineer (STEP-4.1). QA không cần test lại UI brand color hoặc aria-hidden — đã verified bằng computed style thật.</w:t>
       </w:r>
     </w:p>
     <w:sectPr>
